--- a/简短设计报告.docx
+++ b/简短设计报告.docx
@@ -994,7 +994,23 @@
           <w:sz w:val="24"/>
           <w:szCs w:val="28"/>
         </w:rPr>
-        <w:t>并且两条2.54 1*24 排针的设计间距恰好能够插在面包板上，方便开发。</w:t>
+        <w:t>并且两条2.54 1*2</w:t>
+      </w:r>
+      <w:r>
+        <w:rPr>
+          <w:rFonts w:ascii="仿宋" w:eastAsia="仿宋" w:hAnsi="仿宋" w:hint="eastAsia"/>
+          <w:sz w:val="24"/>
+          <w:szCs w:val="28"/>
+        </w:rPr>
+        <w:t>2</w:t>
+      </w:r>
+      <w:r>
+        <w:rPr>
+          <w:rFonts w:ascii="仿宋" w:eastAsia="仿宋" w:hAnsi="仿宋" w:hint="eastAsia"/>
+          <w:sz w:val="24"/>
+          <w:szCs w:val="28"/>
+        </w:rPr>
+        <w:t xml:space="preserve"> 排针的设计间距恰好能够插在面包板上，方便开发。</w:t>
       </w:r>
     </w:p>
     <w:p>
@@ -1180,17 +1196,42 @@
     <w:p>
       <w:pPr>
         <w:rPr>
+          <w:rFonts w:ascii="仿宋" w:eastAsia="仿宋" w:hAnsi="仿宋" w:hint="eastAsia"/>
+          <w:sz w:val="24"/>
+          <w:szCs w:val="28"/>
+        </w:rPr>
+      </w:pPr>
+      <w:r>
+        <w:rPr>
           <w:rFonts w:ascii="仿宋" w:eastAsia="仿宋" w:hAnsi="仿宋"/>
           <w:sz w:val="24"/>
           <w:szCs w:val="28"/>
         </w:rPr>
-      </w:pPr>
-      <w:r>
+        <w:tab/>
+      </w:r>
+      <w:r>
+        <w:rPr>
+          <w:rFonts w:ascii="仿宋" w:eastAsia="仿宋" w:hAnsi="仿宋" w:hint="eastAsia"/>
+          <w:sz w:val="24"/>
+          <w:szCs w:val="28"/>
+        </w:rPr>
+        <w:t>功率部分使用铜皮连接，过流能力大阻抗小。</w:t>
+      </w:r>
+    </w:p>
+    <w:p>
+      <w:pPr>
         <w:rPr>
           <w:rFonts w:ascii="仿宋" w:eastAsia="仿宋" w:hAnsi="仿宋"/>
           <w:sz w:val="24"/>
           <w:szCs w:val="28"/>
         </w:rPr>
+      </w:pPr>
+      <w:r>
+        <w:rPr>
+          <w:rFonts w:ascii="仿宋" w:eastAsia="仿宋" w:hAnsi="仿宋"/>
+          <w:sz w:val="24"/>
+          <w:szCs w:val="28"/>
+        </w:rPr>
         <w:tab/>
       </w:r>
       <w:r>
@@ -1199,31 +1240,6 @@
           <w:sz w:val="24"/>
           <w:szCs w:val="28"/>
         </w:rPr>
-        <w:t>功率部分使用铜皮连接，过流能力大阻抗小。</w:t>
-      </w:r>
-    </w:p>
-    <w:p>
-      <w:pPr>
-        <w:rPr>
-          <w:rFonts w:ascii="仿宋" w:eastAsia="仿宋" w:hAnsi="仿宋" w:hint="eastAsia"/>
-          <w:sz w:val="24"/>
-          <w:szCs w:val="28"/>
-        </w:rPr>
-      </w:pPr>
-      <w:r>
-        <w:rPr>
-          <w:rFonts w:ascii="仿宋" w:eastAsia="仿宋" w:hAnsi="仿宋"/>
-          <w:sz w:val="24"/>
-          <w:szCs w:val="28"/>
-        </w:rPr>
-        <w:tab/>
-      </w:r>
-      <w:r>
-        <w:rPr>
-          <w:rFonts w:ascii="仿宋" w:eastAsia="仿宋" w:hAnsi="仿宋" w:hint="eastAsia"/>
-          <w:sz w:val="24"/>
-          <w:szCs w:val="28"/>
-        </w:rPr>
         <w:t>铺铜尽量对称，防止用加热台焊接时翘边。</w:t>
       </w:r>
     </w:p>
@@ -1235,6 +1251,15 @@
           <w:szCs w:val="28"/>
         </w:rPr>
       </w:pPr>
+    </w:p>
+    <w:p>
+      <w:pPr>
+        <w:rPr>
+          <w:rFonts w:ascii="仿宋" w:eastAsia="仿宋" w:hAnsi="仿宋" w:hint="eastAsia"/>
+          <w:sz w:val="24"/>
+          <w:szCs w:val="28"/>
+        </w:rPr>
+      </w:pPr>
       <w:r>
         <w:rPr>
           <w:rFonts w:ascii="仿宋" w:eastAsia="仿宋" w:hAnsi="仿宋" w:hint="eastAsia"/>
@@ -1311,15 +1336,6 @@
         </w:rPr>
         <w:t>。</w:t>
       </w:r>
-    </w:p>
-    <w:p>
-      <w:pPr>
-        <w:rPr>
-          <w:rFonts w:ascii="仿宋" w:eastAsia="仿宋" w:hAnsi="仿宋" w:hint="eastAsia"/>
-          <w:sz w:val="24"/>
-          <w:szCs w:val="28"/>
-        </w:rPr>
-      </w:pPr>
     </w:p>
     <w:p>
       <w:pPr>
